--- a/paper/nmd_supplemental_figures_sf24_sf42.docx
+++ b/paper/nmd_supplemental_figures_sf24_sf42.docx
@@ -601,7 +601,7 @@
         <w:t xml:space="preserve">SF32 | CDS and 3′UTR Length Across Isoform Classes in the GENCODE-Restricted Isoform Pairs Subset. </w:t>
       </w:r>
       <w:r>
-        <w:t xml:space="preserve">Restricted to triplets in which all three transcripts are annotated coding transcripts (n = 72 NMD+/PTC+, 118 NMD+/PTC−, 190 Control). Stop anchor: each isoform's own annotated CDS. (A) CDS length; (B) 3′UTR length from the annotated stop to transcript end; (C) 3′UTR length after walking past any premature stop to the first non-premature stop (Panel C NMD+/PTC+ n = 66; 6 comparators lack a downstream non-premature stop and are dropped). Solid black bar inside each violin, median. Two-sided Wilcoxon rank-sum: </w:t>
+        <w:t xml:space="preserve">Restricted to triplets in which all three transcripts are annotated coding transcripts (n = 54 NMD+/PTC+, 82 NMD+/PTC−, 136 Control). Stop anchor: each isoform's own annotated CDS. (A) CDS length; (B) 3′UTR length from the annotated stop to transcript end; (C) 3′UTR length after walking past any premature stop to the first non-premature stop (Panel C NMD+/PTC+ n = 50; 4 comparators lack a downstream non-premature stop and are dropped). Solid black bar inside each violin, median. Two-sided Wilcoxon rank-sum: </w:t>
       </w:r>
       <w:r>
         <w:t xml:space="preserve">*</w:t>
@@ -1117,7 +1117,7 @@
         <w:t xml:space="preserve">SF39 | Branch-Level Shapley Attributions of the Deep-Learning Model, Stratified by Isoform PTC Subclass. </w:t>
       </w:r>
       <w:r>
-        <w:t xml:space="preserve">Attributions of the model's NMD prediction across the three input branches (start codon window, stop codon window, structural features), computed for every isoform in each subclass. Subclasses: NMD+/PTC+ (n = 1,016), NMD+/PTC− (n = 95), Control (n = 1,107). Interpretability is computed on all reference AUG-traceable isoforms (not restricted to the held-out test set), so subgroup sample sizes are larger than in SF40, which reports discrimination on the held-out test subset only. (A) NMD+/PTC+. (B) NMD+/PTC−. (C) Control. Within each panel, bars are ordered structural / stop / start; the value in each bar is the mean absolute Shapley attribution at that branch; the percentage above each bar is that branch's share of the subclass total. Abbreviations. PTC, premature termination codon.</w:t>
+        <w:t xml:space="preserve">Attributions of the model's NMD prediction across the three input branches (start codon window, stop codon window, structural features), computed for every isoform in each subclass. Subclasses: NMD+/PTC+ (n = 794), NMD+/PTC− (n = 60), Control (n = 851). Interpretability is computed on all reference AUG-traceable isoforms (not restricted to the held-out test set), so subgroup sample sizes are larger than in SF40, which reports discrimination on the held-out test subset only. (A) NMD+/PTC+. (B) NMD+/PTC−. (C) Control. Within each panel, bars are ordered structural / stop / start; the value in each bar is the mean absolute Shapley attribution at that branch; the percentage above each bar is that branch's share of the subclass total. Abbreviations. PTC, premature termination codon.</w:t>
       </w:r>
     </w:p>
     <w:p>
@@ -1183,7 +1183,7 @@
         <w:t xml:space="preserve">SF40 | Deep-Learning Model Discrimination by PTC Subclass on the Held-Out Test Set. </w:t>
       </w:r>
       <w:r>
-        <w:t xml:space="preserve">Held-out test-set performance of the trained NMD predictor, stratified by the three subclasses: NMD+/PTC+ (n = 255), NMD+/PTC− (n = 30), and Control (n = 276). Subgroup sample sizes reflect held-out-test-set membership. (A) ROC curves for the two NMD-vs-Control contrasts, using the model's predicted NMD probability as the score; AUC annotated per contrast; diagonal, chance. (B) Distribution of per-isoform predicted NMD probability by subclass. Abbreviations. AUC, area under the ROC curve; PTC, premature termination codon; ROC, receiver-operating-characteristic.</w:t>
+        <w:t xml:space="preserve">Held-out test-set performance of the trained NMD predictor, stratified by the three subclasses: NMD+/PTC+ (n = 202), NMD+/PTC− (n = 20), and Control (n = 219). Subgroup sample sizes reflect held-out-test-set membership. (A) ROC curves for the two NMD-vs-Control contrasts, using the model's predicted NMD probability as the score; AUC annotated per contrast; diagonal, chance. (B) Distribution of per-isoform predicted NMD probability by subclass. Abbreviations. AUC, area under the ROC curve; PTC, premature termination codon; ROC, receiver-operating-characteristic.</w:t>
       </w:r>
     </w:p>
     <w:p>

--- a/paper/nmd_supplemental_figures_sf24_sf42.docx
+++ b/paper/nmd_supplemental_figures_sf24_sf42.docx
@@ -205,7 +205,7 @@
         <w:t xml:space="preserve">SF26 | Reference Share of Gene Expression. </w:t>
       </w:r>
       <w:r>
-        <w:t xml:space="preserve">Distribution across 1,585 genes (each contributing a gene-matched NMD-susceptible / reference / non-NMD isoform triplet) of the reference isoform's DMSO 4-cell-type mean expression as a fraction of the parent gene's total non-NMD expression. Reference isoforms are the highest-expressed non-NMD isoform per gene under DMSO across AT2, LAE, FB and MV. Dashed line, median; dotted line, 50% threshold.</w:t>
+        <w:t xml:space="preserve">Distribution across 1,585 genes (each contributing a gene-matched NMD-susceptible / reference / non-NMD isoform triplet) of the reference isoform's mean DMSO expression as a fraction of the gene's total isoform expression. Reference isoforms are the highest-expressed strictly-non-NMD isoform per gene in DMSO (mean across all sequenced libraries). Dashed line, median; solid line, 25% retention floor.</w:t>
       </w:r>
     </w:p>
     <w:p>
